--- a/docs/PFC_Taller_Mecanico_ASIR_Antonio_Corredera_Cubells_con_diagramas.docx
+++ b/docs/PFC_Taller_Mecanico_ASIR_Antonio_Corredera_Cubells_con_diagramas.docx
@@ -263,6 +263,16 @@
           <w:szCs w:val="20"/>
         </w:rPr>
         <w:t xml:space="preserve">Figura 5. Flujo de monitorización y simulación de tráfico.</w:t>
+      </w:r>
+    </w:p>
+    <w:p>
+      <w:r>
+        <w:t xml:space="preserve">Figura 6. Flujo operativo del despliegue EC2 y consulta de credenciales.</w:t>
+      </w:r>
+    </w:p>
+    <w:p>
+      <w:r>
+        <w:t xml:space="preserve">Figura 7. Funcionamiento del simulador Apache JMeter dentro del proyecto.</w:t>
       </w:r>
     </w:p>
     <w:p>
@@ -3799,12 +3809,7 @@
         <w:jc w:val="both"/>
       </w:pPr>
       <w:r>
-        <w:rPr>
-          <w:rFonts w:ascii="Arial" w:cs="Arial" w:eastAsia="Arial" w:hAnsi="Arial"/>
-          <w:sz w:val="24"/>
-          <w:szCs w:val="24"/>
-        </w:rPr>
-        <w:t xml:space="preserve">La arquitectura se organiza alrededor de una aplicación PHP ejecutada en Apache, una base de datos MySQL y un conjunto de servicios auxiliares de monitorización. En desarrollo, Docker Compose permite levantar todos los componentes en una misma máquina. En producción, el compose orientado a AWS restringe la exposición de servicios críticos y mantiene Prometheus, Grafana y Alertmanager accesibles solo por loopback o mediante túnel seguro.</w:t>
+        <w:t>La arquitectura se organiza alrededor de una aplicación PHP ejecutada en Apache, una base de datos MySQL y un conjunto de servicios auxiliares de monitorización. En desarrollo, Docker Compose levanta todos los componentes en una misma máquina. En AWS, el compose de producción publica la aplicación web y también puede publicar las interfaces de Grafana, Prometheus, Alertmanager y la UI del simulador para acceder desde el navegador. Esa publicación depende de dos capas: el bind de Docker, configurado con MONITORING_UI_HOST_BIND=0.0.0.0, y las reglas de entrada del Security Group, que deben limitarse a la IP o red administrativa siempre que sea posible.</w:t>
       </w:r>
     </w:p>
     <w:p>
@@ -4737,12 +4742,7 @@
         <w:jc w:val="both"/>
       </w:pPr>
       <w:r>
-        <w:rPr>
-          <w:rFonts w:ascii="Arial" w:cs="Arial" w:eastAsia="Arial" w:hAnsi="Arial"/>
-          <w:sz w:val="24"/>
-          <w:szCs w:val="24"/>
-        </w:rPr>
-        <w:t xml:space="preserve">El diseño Docker local diferencia la red de aplicación y la red de monitorización. El servicio web se conecta a ambas porque necesita hablar con MySQL y, al mismo tiempo, exponer métricas a Prometheus. MySQL no debería exponerse públicamente en producción. En AWS, el compose recomendado publica únicamente la aplicación web y deja Prometheus, Grafana y Alertmanager en 127.0.0.1, de modo que el acceso administrativo se haga por túnel SSH o por un proxy autenticado.</w:t>
+        <w:t>El diseño Docker local diferencia la red de aplicación y la red de monitorización. El servicio web se conecta a ambas porque necesita hablar con MySQL y, al mismo tiempo, exponer métricas a Prometheus. MySQL no debe exponerse públicamente en producción. En AWS, el compose recomendado publica la aplicación web en el puerto 80 y publica las interfaces de monitorización en puertos concretos para que puedan abrirse desde el navegador cuando el Security Group lo permita. Los exporters técnicos, como cAdvisor y Telegraf, quedan ligados a 127.0.0.1 o a la red interna, porque solo los debe consultar Prometheus.</w:t>
       </w:r>
     </w:p>
     <w:p>
@@ -6119,12 +6119,7 @@
         <w:jc w:val="both"/>
       </w:pPr>
       <w:r>
-        <w:rPr>
-          <w:rFonts w:ascii="Arial" w:cs="Arial" w:eastAsia="Arial" w:hAnsi="Arial"/>
-          <w:sz w:val="24"/>
-          <w:szCs w:val="24"/>
-        </w:rPr>
-        <w:t xml:space="preserve">Para producción se propone usar una instancia EC2 Ubuntu con Docker Compose y volúmenes persistentes. El fichero docker-compose.aws.yml evita montar todo el código como bind-mount, no publica MySQL, y limita Prometheus, Grafana y Alertmanager a loopback. La instancia debe estar protegida por Security Group, con exposición mínima de 80/443 y SSH restringido a IP administrativa o sustituido por Systems Manager.</w:t>
+        <w:t>Para producción se propone usar una instancia EC2 con Docker Compose y volúmenes persistentes. El fichero docker-compose.aws.yml evita montar todo el código como bind-mount, no publica MySQL y separa los servicios por perfiles: web y mysql como base, monitoring para Prometheus/Grafana/Alertmanager/exporters, y traffic para Apache JMeter y su UI. En la configuración AWS actual, las UIs de monitorización se publican para navegador mediante MONITORING_UI_HOST_BIND=0.0.0.0; por eso la protección real debe estar en el Security Group, usando MONITORING_SG_CIDR con la IP administrativa en vez de abrir 0.0.0.0/0 en producción.</w:t>
       </w:r>
     </w:p>
     <w:p>
@@ -6133,12 +6128,7 @@
         <w:jc w:val="both"/>
       </w:pPr>
       <w:r>
-        <w:rPr>
-          <w:rFonts w:ascii="Arial" w:cs="Arial" w:eastAsia="Arial" w:hAnsi="Arial"/>
-          <w:sz w:val="24"/>
-          <w:szCs w:val="24"/>
-        </w:rPr>
-        <w:t xml:space="preserve">La automatización se apoya en Packer para construir una AMI Ubuntu con Docker Engine y plugin Compose instalados. Esta AMI no contiene el proyecto ni secretos, lo que reduce riesgo y permite crear servidores de forma repetible. El script scripts/deploy_aws_docker.sh realiza backup opcional de MySQL, build/pull/up del compose y comprobaciones HTTP básicas.</w:t>
+        <w:t>La automatización se apoya en Packer para construir una AMI base con Docker Engine y plugin Compose, y en scripts/ec2-user-data-bootstrap.sh para Amazon Linux 2023. El bootstrap instala Docker, Compose y Buildx, crea swap, clona el repositorio en /opt/taller_mecanico_asir, genera secretos cuando detecta valores de ejemplo y ejecuta scripts/deploy_aws_docker.sh. El script de despliegue realiza preflight de rutas, memoria y disco, backup opcional de MySQL, build/pull/up del compose, comprobaciones de salud y smoke tests de HTTP, Grafana, Prometheus, Alertmanager y JMeter cuando el perfil traffic está activo.</w:t>
       </w:r>
     </w:p>
     <w:p>
@@ -6519,12 +6509,7 @@
               <w:jc w:val="left"/>
             </w:pPr>
             <w:r>
-              <w:rPr>
-                <w:rFonts w:ascii="Arial" w:cs="Arial" w:eastAsia="Arial" w:hAnsi="Arial"/>
-                <w:sz w:val="20"/>
-                <w:szCs w:val="20"/>
-              </w:rPr>
-              <w:t xml:space="preserve">127.0.0.1:9090</w:t>
+              <w:t>IP_PUBLICA:9090, restringido por Security Group</w:t>
             </w:r>
           </w:p>
         </w:tc>
@@ -6550,12 +6535,7 @@
               <w:jc w:val="left"/>
             </w:pPr>
             <w:r>
-              <w:rPr>
-                <w:rFonts w:ascii="Arial" w:cs="Arial" w:eastAsia="Arial" w:hAnsi="Arial"/>
-                <w:sz w:val="20"/>
-                <w:szCs w:val="20"/>
-              </w:rPr>
-              <w:t xml:space="preserve">Acceso administrativo mediante túnel SSH o proxy seguro.</w:t>
+              <w:t>Interfaz consultable desde navegador; no tiene autenticación fuerte propia, así que debe restringirse por Security Group o proxy seguro.</w:t>
             </w:r>
           </w:p>
         </w:tc>
@@ -6614,12 +6594,7 @@
               <w:jc w:val="left"/>
             </w:pPr>
             <w:r>
-              <w:rPr>
-                <w:rFonts w:ascii="Arial" w:cs="Arial" w:eastAsia="Arial" w:hAnsi="Arial"/>
-                <w:sz w:val="20"/>
-                <w:szCs w:val="20"/>
-              </w:rPr>
-              <w:t xml:space="preserve">127.0.0.1:3000</w:t>
+              <w:t>IP_PUBLICA:3000, restringido por Security Group</w:t>
             </w:r>
           </w:p>
         </w:tc>
@@ -6645,12 +6620,7 @@
               <w:jc w:val="left"/>
             </w:pPr>
             <w:r>
-              <w:rPr>
-                <w:rFonts w:ascii="Arial" w:cs="Arial" w:eastAsia="Arial" w:hAnsi="Arial"/>
-                <w:sz w:val="20"/>
-                <w:szCs w:val="20"/>
-              </w:rPr>
-              <w:t xml:space="preserve">Panel de operación no público por defecto.</w:t>
+              <w:t>Panel de operación accesible desde navegador si el Security Group permite el puerto; en producción se recomienda limitarlo a la IP del administrador.</w:t>
             </w:r>
           </w:p>
         </w:tc>
@@ -6709,12 +6679,7 @@
               <w:jc w:val="left"/>
             </w:pPr>
             <w:r>
-              <w:rPr>
-                <w:rFonts w:ascii="Arial" w:cs="Arial" w:eastAsia="Arial" w:hAnsi="Arial"/>
-                <w:sz w:val="20"/>
-                <w:szCs w:val="20"/>
-              </w:rPr>
-              <w:t xml:space="preserve">127.0.0.1:9093</w:t>
+              <w:t>IP_PUBLICA:9093, restringido por Security Group</w:t>
             </w:r>
           </w:p>
         </w:tc>
@@ -6740,12 +6705,7 @@
               <w:jc w:val="left"/>
             </w:pPr>
             <w:r>
-              <w:rPr>
-                <w:rFonts w:ascii="Arial" w:cs="Arial" w:eastAsia="Arial" w:hAnsi="Arial"/>
-                <w:sz w:val="20"/>
-                <w:szCs w:val="20"/>
-              </w:rPr>
-              <w:t xml:space="preserve">Gestión interna de alertas.</w:t>
+              <w:t>Interfaz de alertas consultable desde navegador si se abre el puerto; debe protegerse igual que Prometheus.</w:t>
             </w:r>
           </w:p>
         </w:tc>
@@ -6860,6 +6820,34 @@
           <w:szCs w:val="18"/>
         </w:rPr>
         <w:t xml:space="preserve">Fuente: elaboración propia.</w:t>
+      </w:r>
+    </w:p>
+    <w:p>
+      <w:pPr>
+        <w:pStyle w:val="Heading2"/>
+      </w:pPr>
+      <w:r>
+        <w:t xml:space="preserve">Reglas de entrada necesarias para abrir las UIs desde navegador</w:t>
+      </w:r>
+    </w:p>
+    <w:p>
+      <w:r>
+        <w:t xml:space="preserve">En la instancia EC2 hay dos cosas distintas: Docker debe publicar el puerto y AWS debe permitir la entrada por el Security Group. Si una de las dos falla, el servicio puede estar sano dentro del servidor pero no abrirse desde el navegador.</w:t>
+      </w:r>
+    </w:p>
+    <w:p>
+      <w:r>
+        <w:t xml:space="preserve">Puertos recomendados para laboratorio o defensa: 80 para la aplicación web, 3000 para Grafana, 9090 para Prometheus, 9093 para Alertmanager y 8890 para la UI del simulador JMeter. Estos puertos deben abrirse solo desde la IP del administrador cuando sea posible, por ejemplo con MONITORING_SG_CIDR=TU_IP/32.</w:t>
+      </w:r>
+    </w:p>
+    <w:p>
+      <w:r>
+        <w:t xml:space="preserve">Puertos que no se deben abrir a Internet: MySQL 3306, cAdvisor 8080, Telegraf 9273, Node Exporter 9100, MySQL Exporter 9104 y Blackbox Exporter 9115. Son servicios técnicos pensados para Prometheus o para la red interna, no para usuarios finales.</w:t>
+      </w:r>
+    </w:p>
+    <w:p>
+      <w:r>
+        <w:t xml:space="preserve">Si Grafana o Prometheus no abren en el navegador, se revisa primero que el despliegue haya terminado, después docker ps, después docker compose ps -a, y por último las reglas del Security Group. En AWS el propio deploy intenta abrir 3000, 9090, 9093 y 8890 si la instancia tiene permisos IAM y awscli instalado.</w:t>
       </w:r>
     </w:p>
     <w:p>
@@ -7732,6 +7720,144 @@
       </w:r>
     </w:p>
     <w:p>
+      <w:r>
+        <w:t xml:space="preserve">Apache JMeter no es una página más del taller. Es una herramienta de pruebas que crea muchas peticiones HTTP para comprobar cómo responde la aplicación cuando hay varios usuarios simulados. En este proyecto se ejecuta en modo CLI, sin interfaz gráfica propia, dentro del contenedor traffic-simulator.</w:t>
+      </w:r>
+    </w:p>
+    <w:p>
+      <w:r>
+        <w:t xml:space="preserve">Cuando el operador inicia una prueba desde la UI, la UI no llama directamente a JMeter. Primero envía la petición al API interno del worker, protegido por SIMULATOR_CONTROL_TOKEN. El worker genera un plan traffic-test.jmx, un fichero routes.csv con las rutas y pesos, ejecuta jmeter -n -t traffic-test.jmx -l results.jtl -j jmeter.log, y guarda también stdout.log para diagnóstico.</w:t>
+      </w:r>
+    </w:p>
+    <w:p>
+      <w:r>
+        <w:t xml:space="preserve">JMeter escribe los resultados en results.jtl. El runner del proyecto lee ese fichero y lo convierte al formato que ya entiende metrics.php: logs/metrics.log recibe líneas como GET 200 /ruta source=simulator y logs/response_time.log recibe tiempos de respuesta. Así Grafana puede separar el tráfico real de la aplicación, source=app, del tráfico de prueba, source=simulator.</w:t>
+      </w:r>
+    </w:p>
+    <w:p>
+      <w:r>
+        <w:t xml:space="preserve">Uso básico: en local se ejecuta docker compose --profile traffic up -d y se abre http://localhost:8890. En AWS, el perfil traffic viene activado por COMPOSE_PROFILES=monitoring,traffic en .env.aws.example y la UI se abre en http://IP_PUBLICA:8890 si el Security Group permite ese puerto.</w:t>
+      </w:r>
+    </w:p>
+    <w:p>
+      <w:r>
+        <w:t xml:space="preserve">Figura 7. Funcionamiento del simulador Apache JMeter dentro del proyecto.</w:t>
+      </w:r>
+    </w:p>
+    <w:p>
+      <w:r>
+        <w:rPr>
+          <w:rFonts w:ascii="Courier New" w:hAnsi="Courier New"/>
+          <w:sz w:val="18"/>
+        </w:rPr>
+        <w:t xml:space="preserve">```mermaid</w:t>
+      </w:r>
+    </w:p>
+    <w:p>
+      <w:r>
+        <w:rPr>
+          <w:rFonts w:ascii="Courier New" w:hAnsi="Courier New"/>
+          <w:sz w:val="18"/>
+        </w:rPr>
+        <w:t xml:space="preserve">flowchart TD</w:t>
+      </w:r>
+    </w:p>
+    <w:p>
+      <w:r>
+        <w:rPr>
+          <w:rFonts w:ascii="Courier New" w:hAnsi="Courier New"/>
+          <w:sz w:val="18"/>
+        </w:rPr>
+        <w:t xml:space="preserve">    operador["Operador"] --&gt; uiSimulador["UI simulador puerto 8890"]</w:t>
+      </w:r>
+    </w:p>
+    <w:p>
+      <w:r>
+        <w:rPr>
+          <w:rFonts w:ascii="Courier New" w:hAnsi="Courier New"/>
+          <w:sz w:val="18"/>
+        </w:rPr>
+        <w:t xml:space="preserve">    uiSimulador --&gt; apiProxy["api.php proxy server-side"]</w:t>
+      </w:r>
+    </w:p>
+    <w:p>
+      <w:r>
+        <w:rPr>
+          <w:rFonts w:ascii="Courier New" w:hAnsi="Courier New"/>
+          <w:sz w:val="18"/>
+        </w:rPr>
+        <w:t xml:space="preserve">    apiProxy --&gt; worker["traffic-simulator API 8085 interno"]</w:t>
+      </w:r>
+    </w:p>
+    <w:p>
+      <w:r>
+        <w:rPr>
+          <w:rFonts w:ascii="Courier New" w:hAnsi="Courier New"/>
+          <w:sz w:val="18"/>
+        </w:rPr>
+        <w:t xml:space="preserve">    worker --&gt; jmx["Genera traffic-test.jmx y routes.csv"]</w:t>
+      </w:r>
+    </w:p>
+    <w:p>
+      <w:r>
+        <w:rPr>
+          <w:rFonts w:ascii="Courier New" w:hAnsi="Courier New"/>
+          <w:sz w:val="18"/>
+        </w:rPr>
+        <w:t xml:space="preserve">    jmx --&gt; jmeter["Apache JMeter CLI"]</w:t>
+      </w:r>
+    </w:p>
+    <w:p>
+      <w:r>
+        <w:rPr>
+          <w:rFonts w:ascii="Courier New" w:hAnsi="Courier New"/>
+          <w:sz w:val="18"/>
+        </w:rPr>
+        <w:t xml:space="preserve">    jmeter --&gt; jtl["results.jtl y jmeter.log"]</w:t>
+      </w:r>
+    </w:p>
+    <w:p>
+      <w:r>
+        <w:rPr>
+          <w:rFonts w:ascii="Courier New" w:hAnsi="Courier New"/>
+          <w:sz w:val="18"/>
+        </w:rPr>
+        <w:t xml:space="preserve">    jtl --&gt; logs["metrics.log con source=simulator"]</w:t>
+      </w:r>
+    </w:p>
+    <w:p>
+      <w:r>
+        <w:rPr>
+          <w:rFonts w:ascii="Courier New" w:hAnsi="Courier New"/>
+          <w:sz w:val="18"/>
+        </w:rPr>
+        <w:t xml:space="preserve">    logs --&gt; prometheus["Prometheus lee metrics.php"]</w:t>
+      </w:r>
+    </w:p>
+    <w:p>
+      <w:r>
+        <w:rPr>
+          <w:rFonts w:ascii="Courier New" w:hAnsi="Courier New"/>
+          <w:sz w:val="18"/>
+        </w:rPr>
+        <w:t xml:space="preserve">    prometheus --&gt; grafana["Grafana muestra carga simulada"]</w:t>
+      </w:r>
+    </w:p>
+    <w:p>
+      <w:r>
+        <w:rPr>
+          <w:rFonts w:ascii="Courier New" w:hAnsi="Courier New"/>
+          <w:sz w:val="18"/>
+        </w:rPr>
+        <w:t xml:space="preserve">```</w:t>
+      </w:r>
+    </w:p>
+    <w:p>
+      <w:r>
+        <w:t xml:space="preserve">Fuente: elaboración propia a partir del funcionamiento del contenedor traffic-simulator.</w:t>
+      </w:r>
+    </w:p>
+    <w:p>
       <w:pPr>
         <w:pStyle w:val="Heading2"/>
         <w:spacing w:after="160" w:before="220"/>
@@ -8850,12 +8976,7 @@
         <w:jc w:val="both"/>
       </w:pPr>
       <w:r>
-        <w:rPr>
-          <w:rFonts w:ascii="Arial" w:cs="Arial" w:eastAsia="Arial" w:hAnsi="Arial"/>
-          <w:sz w:val="24"/>
-          <w:szCs w:val="24"/>
-        </w:rPr>
-        <w:t xml:space="preserve">En AWS, el procedimiento cambia. La instancia EC2 se prepara con Docker, ya sea manualmente o mediante una AMI generada con Packer. El repositorio se clona en /opt/taller_mecanico_asir, se copia .env.aws.example a .env, se rotan secretos y se ejecuta el compose específico de AWS. La monitorización queda en loopback y el acceso se realiza de forma restringida.</w:t>
+        <w:t xml:space="preserve">En AWS, el procedimiento cambia. La instancia EC2 se prepara con Docker, ya sea manualmente, mediante una AMI generada con Packer o mediante el user data de Amazon Linux 2023. El repositorio se clona en /opt/taller_mecanico_asir, se crea o revisa .env, se rotan secretos y se ejecuta scripts/deploy_aws_docker.sh. Las UIs de monitorización se publican en puertos de navegador, pero el acceso debe quedar restringido por Security Group o por un proxy seguro.</w:t>
       </w:r>
     </w:p>
     <w:p>
@@ -9767,6 +9888,161 @@
           <w:szCs w:val="18"/>
         </w:rPr>
         <w:t xml:space="preserve">Fuente: elaboración propia.</w:t>
+      </w:r>
+    </w:p>
+    <w:p>
+      <w:pPr>
+        <w:pStyle w:val="Heading2"/>
+      </w:pPr>
+      <w:r>
+        <w:t xml:space="preserve">5.9.1. Seguimiento del primer despliegue en EC2</w:t>
+      </w:r>
+    </w:p>
+    <w:p>
+      <w:r>
+        <w:t xml:space="preserve">Durante el primer arranque en EC2 no hay que asumir que Docker ya ha terminado. El user data todavía puede estar instalando paquetes, creando swap, descargando imágenes o construyendo contenedores. Por eso docker ps puede fallar, mostrar poco o no reflejar el estado final hasta que el bootstrap acabe.</w:t>
+      </w:r>
+    </w:p>
+    <w:p>
+      <w:r>
+        <w:t xml:space="preserve">Para ver cómo va cargando el despliegue se entra por SSH o Session Manager y se ejecuta: cat /var/log/taller-ec2-bootstrap.log. Si se quiere verlo en directo, el comando más cómodo es sudo tail -f /var/log/taller-ec2-bootstrap.log. El log muestra pasos numerados del bootstrap y, si algo falla, incluye diagnósticos de docker compose ps -a y logs de servicios.</w:t>
+      </w:r>
+    </w:p>
+    <w:p>
+      <w:r>
+        <w:t xml:space="preserve">El bootstrap añade ec2-user al grupo docker. Ese cambio no se aplica a una terminal que ya estaba abierta. Después de terminar el bootstrap hay que salir con exit y abrir una nueva sesión SSH, o ejecutar newgrp docker. Hasta hacer eso, docker ps puede pedir sudo aunque el usuario ya esté añadido al grupo.</w:t>
+      </w:r>
+    </w:p>
+    <w:p>
+      <w:r>
+        <w:t xml:space="preserve">Las contraseñas de producción no son las de la documentación local. En EC2 el bootstrap o el administrador rotan los secretos en /opt/taller_mecanico_asir/.env. Para consultar la contraseña de Grafana se usa cd /opt/taller_mecanico_asir y después grep GRAFANA .env. Para revisar Prometheus se usa grep PROMETHEUS .env: en este compose Prometheus no trae usuario y contraseña propios, por lo que se protege con Security Group o proxy; si en producción se añade autenticación por proxy, su variable también debe quedar en .env. Para otros servicios se usa el mismo patrón: grep MYSQL .env para MySQL, grep SIMULATOR .env para el token del simulador, grep ALERTMANAGER .env para la UI de alertas o grep SMTP .env para correo.</w:t>
+      </w:r>
+    </w:p>
+    <w:p>
+      <w:r>
+        <w:t xml:space="preserve">Figura 6. Flujo operativo del despliegue EC2 y consulta de credenciales.</w:t>
+      </w:r>
+    </w:p>
+    <w:p>
+      <w:r>
+        <w:rPr>
+          <w:rFonts w:ascii="Courier New" w:hAnsi="Courier New"/>
+          <w:sz w:val="18"/>
+        </w:rPr>
+        <w:t xml:space="preserve">```mermaid</w:t>
+      </w:r>
+    </w:p>
+    <w:p>
+      <w:r>
+        <w:rPr>
+          <w:rFonts w:ascii="Courier New" w:hAnsi="Courier New"/>
+          <w:sz w:val="18"/>
+        </w:rPr>
+        <w:t xml:space="preserve">flowchart TD</w:t>
+      </w:r>
+    </w:p>
+    <w:p>
+      <w:r>
+        <w:rPr>
+          <w:rFonts w:ascii="Courier New" w:hAnsi="Courier New"/>
+          <w:sz w:val="18"/>
+        </w:rPr>
+        <w:t xml:space="preserve">    crearInstancia["Crear instancia EC2"] --&gt; userData["Ejecutar user data"]</w:t>
+      </w:r>
+    </w:p>
+    <w:p>
+      <w:r>
+        <w:rPr>
+          <w:rFonts w:ascii="Courier New" w:hAnsi="Courier New"/>
+          <w:sz w:val="18"/>
+        </w:rPr>
+        <w:t xml:space="preserve">    userData --&gt; instalarDocker["Instalar Docker Compose y Buildx"]</w:t>
+      </w:r>
+    </w:p>
+    <w:p>
+      <w:r>
+        <w:rPr>
+          <w:rFonts w:ascii="Courier New" w:hAnsi="Courier New"/>
+          <w:sz w:val="18"/>
+        </w:rPr>
+        <w:t xml:space="preserve">    instalarDocker --&gt; clonarRepo["Clonar repo en opt taller_mecanico_asir"]</w:t>
+      </w:r>
+    </w:p>
+    <w:p>
+      <w:r>
+        <w:rPr>
+          <w:rFonts w:ascii="Courier New" w:hAnsi="Courier New"/>
+          <w:sz w:val="18"/>
+        </w:rPr>
+        <w:t xml:space="preserve">    clonarRepo --&gt; crearEnv["Crear .env y rotar secretos"]</w:t>
+      </w:r>
+    </w:p>
+    <w:p>
+      <w:r>
+        <w:rPr>
+          <w:rFonts w:ascii="Courier New" w:hAnsi="Courier New"/>
+          <w:sz w:val="18"/>
+        </w:rPr>
+        <w:t xml:space="preserve">    crearEnv --&gt; deploy["Ejecutar deploy_aws_docker.sh"]</w:t>
+      </w:r>
+    </w:p>
+    <w:p>
+      <w:r>
+        <w:rPr>
+          <w:rFonts w:ascii="Courier New" w:hAnsi="Courier New"/>
+          <w:sz w:val="18"/>
+        </w:rPr>
+        <w:t xml:space="preserve">    deploy --&gt; logsBootstrap["Consultar var log taller ec2 bootstrap log"]</w:t>
+      </w:r>
+    </w:p>
+    <w:p>
+      <w:r>
+        <w:rPr>
+          <w:rFonts w:ascii="Courier New" w:hAnsi="Courier New"/>
+          <w:sz w:val="18"/>
+        </w:rPr>
+        <w:t xml:space="preserve">    deploy --&gt; nuevaSesion["exit y nueva SSH para grupo docker"]</w:t>
+      </w:r>
+    </w:p>
+    <w:p>
+      <w:r>
+        <w:rPr>
+          <w:rFonts w:ascii="Courier New" w:hAnsi="Courier New"/>
+          <w:sz w:val="18"/>
+        </w:rPr>
+        <w:t xml:space="preserve">    nuevaSesion --&gt; dockerPs["docker ps y docker compose ps"]</w:t>
+      </w:r>
+    </w:p>
+    <w:p>
+      <w:r>
+        <w:rPr>
+          <w:rFonts w:ascii="Courier New" w:hAnsi="Courier New"/>
+          <w:sz w:val="18"/>
+        </w:rPr>
+        <w:t xml:space="preserve">    crearEnv --&gt; credenciales["grep GRAFANA .env y grep MYSQL .env"]</w:t>
+      </w:r>
+    </w:p>
+    <w:p>
+      <w:r>
+        <w:rPr>
+          <w:rFonts w:ascii="Courier New" w:hAnsi="Courier New"/>
+          <w:sz w:val="18"/>
+        </w:rPr>
+        <w:t xml:space="preserve">    dockerPs --&gt; navegador["Abrir puertos 80 3000 9090 9093 8890"]</w:t>
+      </w:r>
+    </w:p>
+    <w:p>
+      <w:r>
+        <w:rPr>
+          <w:rFonts w:ascii="Courier New" w:hAnsi="Courier New"/>
+          <w:sz w:val="18"/>
+        </w:rPr>
+        <w:t xml:space="preserve">```</w:t>
+      </w:r>
+    </w:p>
+    <w:p>
+      <w:r>
+        <w:t xml:space="preserve">Fuente: elaboración propia a partir de scripts/ec2-user-data-bootstrap.sh y scripts/deploy_aws_docker.sh.</w:t>
       </w:r>
     </w:p>
     <w:p>
@@ -19527,6 +19803,29 @@
     <w:p>
       <w:pPr>
         <w:pStyle w:val="Heading2"/>
+      </w:pPr>
+      <w:r>
+        <w:t xml:space="preserve">Inventario actualizado por carpetas</w:t>
+      </w:r>
+    </w:p>
+    <w:p>
+      <w:r>
+        <w:t xml:space="preserve">La raíz contiene las páginas PHP visibles por el usuario y por el administrador. La carpeta admin agrupa el panel interno; api contiene endpoints JSON; config centraliza entorno y conexión a base de datos; includes contiene cabecera, pie, funciones comunes y registro de métricas; database guarda esquema, migraciones y datos semilla.</w:t>
+      </w:r>
+    </w:p>
+    <w:p>
+      <w:r>
+        <w:t xml:space="preserve">La carpeta docker contiene entrypoints, backup y las dos imágenes del simulador: el worker con Apache JMeter y la UI Apache/PHP. La carpeta monitoring contiene Prometheus, Grafana, Alertmanager, exporters, Telegraf y cAdvisor. La carpeta scripts agrupa despliegue AWS, verificaciones, herramientas de base de datos, scraping de noticias y ejecución de JMeter. La carpeta tests mantiene pruebas PHP de acceso y del simulador.</w:t>
+      </w:r>
+    </w:p>
+    <w:p>
+      <w:r>
+        <w:t xml:space="preserve">La documentación se reparte en README.md y docs. Las guías más importantes para operación son DOCKER_DEPLOYMENT.md para local, AWS_DOCKER_DEPLOYMENT.md para EC2, MONITORING_SETUP_GUIDE.md para observabilidad y TRAFFIC_SIMULATOR.md para JMeter. Los ficheros docker-compose.coolify*.yml y docker-compose.dokploy.yml documentan despliegues alternativos en plataformas con panel.</w:t>
+      </w:r>
+    </w:p>
+    <w:p>
+      <w:pPr>
+        <w:pStyle w:val="Heading2"/>
         <w:spacing w:after="160" w:before="220"/>
       </w:pPr>
       <w:r>
@@ -19542,6 +19841,96 @@
     </w:p>
     <w:p>
       <w:pPr>
+        <w:pStyle w:val="Heading2"/>
+      </w:pPr>
+      <w:r>
+        <w:t xml:space="preserve">Comandos útiles en EC2 tras el bootstrap</w:t>
+      </w:r>
+    </w:p>
+    <w:p>
+      <w:r>
+        <w:rPr>
+          <w:rFonts w:ascii="Courier New" w:hAnsi="Courier New"/>
+          <w:sz w:val="18"/>
+        </w:rPr>
+        <w:t xml:space="preserve">cd /opt/taller_mecanico_asir</w:t>
+      </w:r>
+    </w:p>
+    <w:p>
+      <w:r>
+        <w:rPr>
+          <w:rFonts w:ascii="Courier New" w:hAnsi="Courier New"/>
+          <w:sz w:val="18"/>
+        </w:rPr>
+        <w:t xml:space="preserve">cat /var/log/taller-ec2-bootstrap.log</w:t>
+      </w:r>
+    </w:p>
+    <w:p>
+      <w:r>
+        <w:rPr>
+          <w:rFonts w:ascii="Courier New" w:hAnsi="Courier New"/>
+          <w:sz w:val="18"/>
+        </w:rPr>
+        <w:t xml:space="preserve">grep GRAFANA .env</w:t>
+      </w:r>
+    </w:p>
+    <w:p>
+      <w:r>
+        <w:rPr>
+          <w:rFonts w:ascii="Courier New" w:hAnsi="Courier New"/>
+          <w:sz w:val="18"/>
+        </w:rPr>
+        <w:t xml:space="preserve">grep MYSQL .env</w:t>
+      </w:r>
+    </w:p>
+    <w:p>
+      <w:r>
+        <w:t>grep PROMETHEUS .env</w:t>
+      </w:r>
+    </w:p>
+    <w:p>
+      <w:r>
+        <w:rPr>
+          <w:rFonts w:ascii="Courier New" w:hAnsi="Courier New"/>
+          <w:sz w:val="18"/>
+        </w:rPr>
+        <w:t xml:space="preserve">grep SIMULATOR .env</w:t>
+      </w:r>
+    </w:p>
+    <w:p>
+      <w:r>
+        <w:rPr>
+          <w:rFonts w:ascii="Courier New" w:hAnsi="Courier New"/>
+          <w:sz w:val="18"/>
+        </w:rPr>
+        <w:t xml:space="preserve">exit</w:t>
+      </w:r>
+    </w:p>
+    <w:p>
+      <w:r>
+        <w:rPr>
+          <w:rFonts w:ascii="Courier New" w:hAnsi="Courier New"/>
+          <w:sz w:val="18"/>
+        </w:rPr>
+        <w:t xml:space="preserve">docker ps</w:t>
+      </w:r>
+    </w:p>
+    <w:p>
+      <w:r>
+        <w:rPr>
+          <w:rFonts w:ascii="Courier New" w:hAnsi="Courier New"/>
+          <w:sz w:val="18"/>
+        </w:rPr>
+        <w:t xml:space="preserve">docker compose --env-file .env -f docker-compose.aws.yml ps -a</w:t>
+      </w:r>
+    </w:p>
+    <w:p>
+      <w:r>
+        <w:t xml:space="preserve">Estos comandos no son pasos decorativos: sirven para comprobar que el despliegue ha terminado, encontrar contraseñas reales de producción y confirmar que la sesión SSH ya reconoce los permisos del grupo docker.</w:t>
+      </w:r>
+    </w:p>
+    <w:p>
+      <w:pPr>
         <w:spacing w:after="120" w:before="80" w:line="360"/>
         <w:jc w:val="both"/>
       </w:pPr>
@@ -19574,12 +19963,7 @@
         <w:jc w:val="both"/>
       </w:pPr>
       <w:r>
-        <w:rPr>
-          <w:rFonts w:ascii="Arial" w:cs="Arial" w:eastAsia="Arial" w:hAnsi="Arial"/>
-          <w:sz w:val="24"/>
-          <w:szCs w:val="24"/>
-        </w:rPr>
-        <w:t xml:space="preserve">Despliegue AWS: crear instancia EC2 o AMI con Packer, clonar el repositorio en /opt/taller_mecanico_asir, copiar .env.aws.example a .env, rotar secretos y ejecutar docker compose -f docker-compose.aws.yml --env-file .env up -d --build.</w:t>
+        <w:t>Despliegue AWS: crear instancia EC2, usar el user data scripts/ec2-user-data-bootstrap.sh o una AMI preparada, clonar el repositorio en /opt/taller_mecanico_asir, revisar .env, rotar secretos y ejecutar ./scripts/deploy_aws_docker.sh. El bootstrap escribe su avance en /var/log/taller-ec2-bootstrap.log y el script imprime al final las URLs de navegador de Grafana, Prometheus, Alertmanager y la UI del simulador.</w:t>
       </w:r>
     </w:p>
     <w:p>
@@ -20042,12 +20426,7 @@
               <w:jc w:val="left"/>
             </w:pPr>
             <w:r>
-              <w:rPr>
-                <w:rFonts w:ascii="Arial" w:cs="Arial" w:eastAsia="Arial" w:hAnsi="Arial"/>
-                <w:sz w:val="20"/>
-                <w:szCs w:val="20"/>
-              </w:rPr>
-              <w:t xml:space="preserve">WEB_PORT, PROMETHEUS_PORT, GRAFANA_PORT</w:t>
+              <w:t>WEB_PORT, PROMETHEUS_PORT, GRAFANA_PORT, WEB_HOST_PORT, PROMETHEUS_HOST_PORT, GRAFANA_HOST_PORT, ALERTMANAGER_HOST_PORT, TRAFFIC_SIMULATOR_UI_HOST_PORT</w:t>
             </w:r>
           </w:p>
         </w:tc>
@@ -20073,12 +20452,7 @@
               <w:jc w:val="left"/>
             </w:pPr>
             <w:r>
-              <w:rPr>
-                <w:rFonts w:ascii="Arial" w:cs="Arial" w:eastAsia="Arial" w:hAnsi="Arial"/>
-                <w:sz w:val="20"/>
-                <w:szCs w:val="20"/>
-              </w:rPr>
-              <w:t xml:space="preserve">Puertos publicados en despliegue local.</w:t>
+              <w:t>Puertos publicados en local y en AWS. En AWS se abren desde el Security Group y se recomienda restringir MONITORING_SG_CIDR a la IP del administrador.</w:t>
             </w:r>
           </w:p>
         </w:tc>
@@ -20137,12 +20511,7 @@
               <w:jc w:val="left"/>
             </w:pPr>
             <w:r>
-              <w:rPr>
-                <w:rFonts w:ascii="Arial" w:cs="Arial" w:eastAsia="Arial" w:hAnsi="Arial"/>
-                <w:sz w:val="20"/>
-                <w:szCs w:val="20"/>
-              </w:rPr>
-              <w:t xml:space="preserve">Token de control del simulador de tráfico.</w:t>
+              <w:t>Token de control del simulador de tráfico. En EC2 se genera o se define en /opt/taller_mecanico_asir/.env y no se muestra al navegador.</w:t>
             </w:r>
           </w:p>
         </w:tc>

--- a/docs/PFC_Taller_Mecanico_ASIR_Antonio_Corredera_Cubells_con_diagramas.docx
+++ b/docs/PFC_Taller_Mecanico_ASIR_Antonio_Corredera_Cubells_con_diagramas.docx
@@ -414,7 +414,7 @@
           <w:sz w:val="20"/>
           <w:szCs w:val="20"/>
         </w:rPr>
-        <w:t xml:space="preserve">Tabla 9. Recursos utilizados.</w:t>
+        <w:t xml:space="preserve">Tabla 9. Requisitos no funcionales.</w:t>
       </w:r>
     </w:p>
     <w:p>
@@ -428,7 +428,7 @@
           <w:sz w:val="20"/>
           <w:szCs w:val="20"/>
         </w:rPr>
-        <w:t xml:space="preserve">Tabla 10. Presupuesto anual orientativo.</w:t>
+        <w:t xml:space="preserve">Tabla 10. Checklist de despliegue.</w:t>
       </w:r>
     </w:p>
     <w:p>
@@ -470,7 +470,105 @@
           <w:sz w:val="20"/>
           <w:szCs w:val="20"/>
         </w:rPr>
-        <w:t xml:space="preserve">Tabla 13. Propuestas de mejora.</w:t>
+        <w:t xml:space="preserve">Tabla 13. Recursos utilizados.</w:t>
+      </w:r>
+    </w:p>
+    <w:p>
+      <w:pPr>
+        <w:spacing w:after="80" w:before="40"/>
+        <w:jc w:val="left"/>
+      </w:pPr>
+      <w:r>
+        <w:rPr>
+          <w:rFonts w:ascii="Arial" w:cs="Arial" w:eastAsia="Arial" w:hAnsi="Arial"/>
+          <w:sz w:val="20"/>
+          <w:szCs w:val="20"/>
+        </w:rPr>
+        <w:t xml:space="preserve">Tabla 14. Presupuesto anual orientativo.</w:t>
+      </w:r>
+    </w:p>
+    <w:p>
+      <w:pPr>
+        <w:spacing w:after="80" w:before="40"/>
+        <w:jc w:val="left"/>
+      </w:pPr>
+      <w:r>
+        <w:rPr>
+          <w:rFonts w:ascii="Arial" w:cs="Arial" w:eastAsia="Arial" w:hAnsi="Arial"/>
+          <w:sz w:val="20"/>
+          <w:szCs w:val="20"/>
+        </w:rPr>
+        <w:t xml:space="preserve">Tabla 15. Matriz de pruebas funcionales y tÃ©cnicas.</w:t>
+      </w:r>
+    </w:p>
+    <w:p>
+      <w:pPr>
+        <w:spacing w:after="80" w:before="40"/>
+        <w:jc w:val="left"/>
+      </w:pPr>
+      <w:r>
+        <w:rPr>
+          <w:rFonts w:ascii="Arial" w:cs="Arial" w:eastAsia="Arial" w:hAnsi="Arial"/>
+          <w:sz w:val="20"/>
+          <w:szCs w:val="20"/>
+        </w:rPr>
+        <w:t xml:space="preserve">Tabla 16. Guion de demostraciÃ³n.</w:t>
+      </w:r>
+    </w:p>
+    <w:p>
+      <w:pPr>
+        <w:spacing w:after="80" w:before="40"/>
+        <w:jc w:val="left"/>
+      </w:pPr>
+      <w:r>
+        <w:rPr>
+          <w:rFonts w:ascii="Arial" w:cs="Arial" w:eastAsia="Arial" w:hAnsi="Arial"/>
+          <w:sz w:val="20"/>
+          <w:szCs w:val="20"/>
+        </w:rPr>
+        <w:t xml:space="preserve">Tabla 17. Grado de consecuciÃ³n de objetivos.</w:t>
+      </w:r>
+    </w:p>
+    <w:p>
+      <w:pPr>
+        <w:spacing w:after="80" w:before="40"/>
+        <w:jc w:val="left"/>
+      </w:pPr>
+      <w:r>
+        <w:rPr>
+          <w:rFonts w:ascii="Arial" w:cs="Arial" w:eastAsia="Arial" w:hAnsi="Arial"/>
+          <w:sz w:val="20"/>
+          <w:szCs w:val="20"/>
+        </w:rPr>
+        <w:t xml:space="preserve">Tabla 18. Problemas encontrados y resoluciÃ³n.</w:t>
+      </w:r>
+    </w:p>
+    <w:p>
+      <w:pPr>
+        <w:spacing w:after="80" w:before="40"/>
+        <w:jc w:val="left"/>
+      </w:pPr>
+      <w:r>
+        <w:rPr>
+          <w:rFonts w:ascii="Arial" w:cs="Arial" w:eastAsia="Arial" w:hAnsi="Arial"/>
+          <w:sz w:val="20"/>
+          <w:szCs w:val="20"/>
+        </w:rPr>
+        <w:t xml:space="preserve">Tabla 19. Propuestas de mejora.</w:t>
+      </w:r>
+    </w:p>
+    <w:p>
+      <w:pPr>
+        <w:spacing w:after="80" w:before="40"/>
+        <w:jc w:val="left"/>
+      </w:pPr>
+      <w:r>
+        <w:rPr>
+          <w:rFonts w:ascii="Arial" w:cs="Arial" w:eastAsia="Arial" w:hAnsi="Arial"/>
+          <w:sz w:val="20"/>
+          <w:szCs w:val="20"/>
+        </w:rPr>
+        <w:t xml:space="preserve">Tabla 20. Inventario de artefactos del repositorio.</w:t>
       </w:r>
     </w:p>
     <w:p>
@@ -7750,7 +7848,7 @@
           <w:rFonts w:ascii="Courier New" w:hAnsi="Courier New"/>
           <w:sz w:val="18"/>
         </w:rPr>
-        <w:t xml:space="preserve">```mermaid</w:t>
+        <w:t xml:space="preserve">flowchart TD</w:t>
       </w:r>
     </w:p>
     <w:p>
@@ -7759,7 +7857,7 @@
           <w:rFonts w:ascii="Courier New" w:hAnsi="Courier New"/>
           <w:sz w:val="18"/>
         </w:rPr>
-        <w:t xml:space="preserve">flowchart TD</w:t>
+        <w:t xml:space="preserve">operador["Operador tÃ©cnico"] --&gt; preparar["Preparar plan JMX"]</w:t>
       </w:r>
     </w:p>
     <w:p>
@@ -7768,7 +7866,7 @@
           <w:rFonts w:ascii="Courier New" w:hAnsi="Courier New"/>
           <w:sz w:val="18"/>
         </w:rPr>
-        <w:t xml:space="preserve">    operador["Operador"] --&gt; uiSimulador["UI simulador puerto 8890"]</w:t>
+        <w:t xml:space="preserve">preparar --&gt; rutas["Rutas de la aplicaciÃ³n"]</w:t>
       </w:r>
     </w:p>
     <w:p>
@@ -7777,7 +7875,7 @@
           <w:rFonts w:ascii="Courier New" w:hAnsi="Courier New"/>
           <w:sz w:val="18"/>
         </w:rPr>
-        <w:t xml:space="preserve">    uiSimulador --&gt; apiProxy["api.php proxy server-side"]</w:t>
+        <w:t xml:space="preserve">rutas --&gt; jmeter["Apache JMeter CLI"]</w:t>
       </w:r>
     </w:p>
     <w:p>
@@ -7786,7 +7884,7 @@
           <w:rFonts w:ascii="Courier New" w:hAnsi="Courier New"/>
           <w:sz w:val="18"/>
         </w:rPr>
-        <w:t xml:space="preserve">    apiProxy --&gt; worker["traffic-simulator API 8085 interno"]</w:t>
+        <w:t xml:space="preserve">jmeter --&gt; appWeb["AplicaciÃ³n PHP Apache"]</w:t>
       </w:r>
     </w:p>
     <w:p>
@@ -7795,7 +7893,7 @@
           <w:rFonts w:ascii="Courier New" w:hAnsi="Courier New"/>
           <w:sz w:val="18"/>
         </w:rPr>
-        <w:t xml:space="preserve">    worker --&gt; jmx["Genera traffic-test.jmx y routes.csv"]</w:t>
+        <w:t xml:space="preserve">appWeb --&gt; accessLogs["logs de peticiones y tiempos"]</w:t>
       </w:r>
     </w:p>
     <w:p>
@@ -7804,7 +7902,7 @@
           <w:rFonts w:ascii="Courier New" w:hAnsi="Courier New"/>
           <w:sz w:val="18"/>
         </w:rPr>
-        <w:t xml:space="preserve">    jmx --&gt; jmeter["Apache JMeter CLI"]</w:t>
+        <w:t xml:space="preserve">    jmeter --&gt; jtl["results.jtl y jmeter.log"]</w:t>
       </w:r>
     </w:p>
     <w:p>
@@ -7813,7 +7911,7 @@
           <w:rFonts w:ascii="Courier New" w:hAnsi="Courier New"/>
           <w:sz w:val="18"/>
         </w:rPr>
-        <w:t xml:space="preserve">    jmeter --&gt; jtl["results.jtl y jmeter.log"]</w:t>
+        <w:t xml:space="preserve">jtl --&gt; metricsFile["metrics.log con origen de prueba"]</w:t>
       </w:r>
     </w:p>
     <w:p>
@@ -7822,7 +7920,7 @@
           <w:rFonts w:ascii="Courier New" w:hAnsi="Courier New"/>
           <w:sz w:val="18"/>
         </w:rPr>
-        <w:t xml:space="preserve">    jtl --&gt; logs["metrics.log con source=simulator"]</w:t>
+        <w:t xml:space="preserve">    accessLogs --&gt; prometheus["Prometheus lee metrics.php"]; metricsFile --&gt; prometheus</w:t>
       </w:r>
     </w:p>
     <w:p>
@@ -7831,25 +7929,7 @@
           <w:rFonts w:ascii="Courier New" w:hAnsi="Courier New"/>
           <w:sz w:val="18"/>
         </w:rPr>
-        <w:t xml:space="preserve">    logs --&gt; prometheus["Prometheus lee metrics.php"]</w:t>
-      </w:r>
-    </w:p>
-    <w:p>
-      <w:r>
-        <w:rPr>
-          <w:rFonts w:ascii="Courier New" w:hAnsi="Courier New"/>
-          <w:sz w:val="18"/>
-        </w:rPr>
-        <w:t xml:space="preserve">    prometheus --&gt; grafana["Grafana muestra carga simulada"]</w:t>
-      </w:r>
-    </w:p>
-    <w:p>
-      <w:r>
-        <w:rPr>
-          <w:rFonts w:ascii="Courier New" w:hAnsi="Courier New"/>
-          <w:sz w:val="18"/>
-        </w:rPr>
-        <w:t xml:space="preserve">```</w:t>
+        <w:t xml:space="preserve">prometheus --&gt; grafana["Grafana muestra efecto de la prueba"]</w:t>
       </w:r>
     </w:p>
     <w:p>

--- a/docs/PFC_Taller_Mecanico_ASIR_Antonio_Corredera_Cubells_con_diagramas.docx
+++ b/docs/PFC_Taller_Mecanico_ASIR_Antonio_Corredera_Cubells_con_diagramas.docx
@@ -18001,6 +18001,50 @@
         </w:tc>
       </w:tr>
     </w:tbl>
+    <w:p>
+      <w:pPr>
+        <w:spacing w:after="120" w:before="120" w:line="360"/>
+        <w:jc w:val="left"/>
+      </w:pPr>
+      <w:r>
+        <w:rPr>
+          <w:rFonts w:ascii="Arial" w:cs="Arial" w:eastAsia="Arial" w:hAnsi="Arial"/>
+          <w:b/>
+          <w:bCs/>
+          <w:sz w:val="26"/>
+          <w:szCs w:val="26"/>
+        </w:rPr>
+        <w:t xml:space="preserve">8.2.1. Dificultades tÃ©cnicas (SMTP externo y CI/CD)</w:t>
+      </w:r>
+    </w:p>
+    <w:p>
+      <w:pPr>
+        <w:spacing w:after="120" w:before="80" w:line="360"/>
+        <w:jc w:val="both"/>
+      </w:pPr>
+      <w:r>
+        <w:rPr>
+          <w:rFonts w:ascii="Arial" w:cs="Arial" w:eastAsia="Arial" w:hAnsi="Arial"/>
+          <w:sz w:val="24"/>
+          <w:szCs w:val="24"/>
+        </w:rPr>
+        <w:t xml:space="preserve">La integraciÃ³n de notificaciones por correo con un SMTP externo (Alertmanager) presentÃ³ fricciÃ³n operativa: muchos proveedores obligan a STARTTLS en el puerto 587; en Amazon SES las credenciales SMTP no coinciden con las claves de acceso IAM y hace falta verificar remitente y destinatarios mientras la cuenta siga en sandbox. Alertmanager no ofrece un botÃ³n de prueba en su interfaz web, por lo que la validaciÃ³n exige disparar una alerta sintÃ©tica o usar el panel admin de la aplicaciÃ³n cuando el stack estÃ¡ levantado. Si faltan variables obligatorias, el entrypoint puede arrancar en modo noop para no bloquear el despliegue, lo que a veces confunde hasta rellenar ALERT_EMAIL_TO, SMTP_SMARTHOST y SMTP_FROM.</w:t>
+      </w:r>
+    </w:p>
+    <w:p>
+      <w:pPr>
+        <w:spacing w:after="120" w:before="80" w:line="360"/>
+        <w:jc w:val="both"/>
+      </w:pPr>
+      <w:r>
+        <w:rPr>
+          <w:rFonts w:ascii="Arial" w:cs="Arial" w:eastAsia="Arial" w:hAnsi="Arial"/>
+          <w:sz w:val="24"/>
+          <w:szCs w:val="24"/>
+        </w:rPr>
+        <w:t xml:space="preserve">Respecto al CI/CD con GitHub Actions, los workflows de verificaciÃ³n de builds aÃ±adÃ­an coste de mantenimiento (imÃ¡genes base, Buildx en runners, secretos para despliegue) y fallos intermitentes por red o lÃ­mites de tiempo. El repositorio ha retirado la integraciÃ³n con GitHub Actions; la comprobaciÃ³n de imÃ¡genes pasa a hacerse en local con docker compose build segÃºn el fichero compose que corresponda al entorno.</w:t>
+      </w:r>
+    </w:p>
     <w:p>
       <w:pPr>
         <w:spacing w:after="80" w:before="40"/>
